--- a/projects/fpga-systems/NexysA7/misc-ip/cdc_counter_display/docs/CDC_Counter_Display_Guide_v0.90.docx
+++ b/projects/fpga-systems/NexysA7/misc-ip/cdc_counter_display/docs/CDC_Counter_Display_Guide_v0.90.docx
@@ -160,7 +160,7 @@
             </w:rPr>
             <w:fldChar w:fldCharType="separate"/>
           </w:r>
-          <w:hyperlink w:anchor="__RefHeading___Toc3676_4042426920">
+          <w:hyperlink w:anchor="__RefHeading___Toc3676_1923328037">
             <w:r>
               <w:rPr>
                 <w:webHidden/>
@@ -181,7 +181,7 @@
             </w:tabs>
             <w:rPr/>
           </w:pPr>
-          <w:hyperlink w:anchor="__RefHeading___Toc3678_4042426920">
+          <w:hyperlink w:anchor="__RefHeading___Toc3678_1923328037">
             <w:r>
               <w:rPr>
                 <w:webHidden/>
@@ -202,7 +202,7 @@
             </w:tabs>
             <w:rPr/>
           </w:pPr>
-          <w:hyperlink w:anchor="__RefHeading___Toc3680_4042426920">
+          <w:hyperlink w:anchor="__RefHeading___Toc3680_1923328037">
             <w:r>
               <w:rPr>
                 <w:webHidden/>
@@ -223,7 +223,7 @@
             </w:tabs>
             <w:rPr/>
           </w:pPr>
-          <w:hyperlink w:anchor="__RefHeading___Toc3682_4042426920">
+          <w:hyperlink w:anchor="__RefHeading___Toc3682_1923328037">
             <w:r>
               <w:rPr>
                 <w:webHidden/>
@@ -244,7 +244,7 @@
             </w:tabs>
             <w:rPr/>
           </w:pPr>
-          <w:hyperlink w:anchor="__RefHeading___Toc3684_4042426920">
+          <w:hyperlink w:anchor="__RefHeading___Toc3684_1923328037">
             <w:r>
               <w:rPr>
                 <w:webHidden/>
@@ -265,7 +265,7 @@
             </w:tabs>
             <w:rPr/>
           </w:pPr>
-          <w:hyperlink w:anchor="__RefHeading___Toc3686_4042426920">
+          <w:hyperlink w:anchor="__RefHeading___Toc3686_1923328037">
             <w:r>
               <w:rPr>
                 <w:webHidden/>
@@ -286,7 +286,7 @@
             </w:tabs>
             <w:rPr/>
           </w:pPr>
-          <w:hyperlink w:anchor="__RefHeading___Toc3688_4042426920">
+          <w:hyperlink w:anchor="__RefHeading___Toc3688_1923328037">
             <w:r>
               <w:rPr>
                 <w:webHidden/>
@@ -307,7 +307,7 @@
             </w:tabs>
             <w:rPr/>
           </w:pPr>
-          <w:hyperlink w:anchor="__RefHeading___Toc3690_4042426920">
+          <w:hyperlink w:anchor="__RefHeading___Toc3690_1923328037">
             <w:r>
               <w:rPr>
                 <w:webHidden/>
@@ -315,7 +315,7 @@
               </w:rPr>
               <w:t>2.2 What it demonstrates</w:t>
               <w:tab/>
-              <w:t>11</w:t>
+              <w:t>12</w:t>
             </w:r>
           </w:hyperlink>
         </w:p>
@@ -328,7 +328,7 @@
             </w:tabs>
             <w:rPr/>
           </w:pPr>
-          <w:hyperlink w:anchor="__RefHeading___Toc3692_4042426920">
+          <w:hyperlink w:anchor="__RefHeading___Toc3692_1923328037">
             <w:r>
               <w:rPr>
                 <w:webHidden/>
@@ -349,7 +349,7 @@
             </w:tabs>
             <w:rPr/>
           </w:pPr>
-          <w:hyperlink w:anchor="__RefHeading___Toc3694_4042426920">
+          <w:hyperlink w:anchor="__RefHeading___Toc3694_1923328037">
             <w:r>
               <w:rPr>
                 <w:webHidden/>
@@ -370,7 +370,7 @@
             </w:tabs>
             <w:rPr/>
           </w:pPr>
-          <w:hyperlink w:anchor="__RefHeading___Toc3696_4042426920">
+          <w:hyperlink w:anchor="__RefHeading___Toc3696_1923328037">
             <w:r>
               <w:rPr>
                 <w:webHidden/>
@@ -391,7 +391,7 @@
             </w:tabs>
             <w:rPr/>
           </w:pPr>
-          <w:hyperlink w:anchor="__RefHeading___Toc3698_4042426920">
+          <w:hyperlink w:anchor="__RefHeading___Toc3698_1923328037">
             <w:r>
               <w:rPr>
                 <w:webHidden/>
@@ -412,7 +412,7 @@
             </w:tabs>
             <w:rPr/>
           </w:pPr>
-          <w:hyperlink w:anchor="__RefHeading___Toc3700_4042426920">
+          <w:hyperlink w:anchor="__RefHeading___Toc3700_1923328037">
             <w:r>
               <w:rPr>
                 <w:webHidden/>
@@ -433,7 +433,7 @@
             </w:tabs>
             <w:rPr/>
           </w:pPr>
-          <w:hyperlink w:anchor="__RefHeading___Toc3702_4042426920">
+          <w:hyperlink w:anchor="__RefHeading___Toc3702_1923328037">
             <w:r>
               <w:rPr>
                 <w:webHidden/>
@@ -454,7 +454,7 @@
             </w:tabs>
             <w:rPr/>
           </w:pPr>
-          <w:hyperlink w:anchor="__RefHeading___Toc3704_4042426920">
+          <w:hyperlink w:anchor="__RefHeading___Toc3704_1923328037">
             <w:r>
               <w:rPr>
                 <w:webHidden/>
@@ -475,7 +475,7 @@
             </w:tabs>
             <w:rPr/>
           </w:pPr>
-          <w:hyperlink w:anchor="__RefHeading___Toc3706_4042426920">
+          <w:hyperlink w:anchor="__RefHeading___Toc3706_1923328037">
             <w:r>
               <w:rPr>
                 <w:webHidden/>
@@ -496,7 +496,7 @@
             </w:tabs>
             <w:rPr/>
           </w:pPr>
-          <w:hyperlink w:anchor="__RefHeading___Toc3708_4042426920">
+          <w:hyperlink w:anchor="__RefHeading___Toc3708_1923328037">
             <w:r>
               <w:rPr>
                 <w:webHidden/>
@@ -517,7 +517,7 @@
             </w:tabs>
             <w:rPr/>
           </w:pPr>
-          <w:hyperlink w:anchor="__RefHeading___Toc3710_4042426920">
+          <w:hyperlink w:anchor="__RefHeading___Toc3710_1923328037">
             <w:r>
               <w:rPr>
                 <w:webHidden/>
@@ -538,7 +538,7 @@
             </w:tabs>
             <w:rPr/>
           </w:pPr>
-          <w:hyperlink w:anchor="__RefHeading___Toc3712_4042426920">
+          <w:hyperlink w:anchor="__RefHeading___Toc3712_1923328037">
             <w:r>
               <w:rPr>
                 <w:webHidden/>
@@ -559,7 +559,7 @@
             </w:tabs>
             <w:rPr/>
           </w:pPr>
-          <w:hyperlink w:anchor="__RefHeading___Toc3714_4042426920">
+          <w:hyperlink w:anchor="__RefHeading___Toc3714_1923328037">
             <w:r>
               <w:rPr>
                 <w:webHidden/>
@@ -580,7 +580,7 @@
             </w:tabs>
             <w:rPr/>
           </w:pPr>
-          <w:hyperlink w:anchor="__RefHeading___Toc3716_4042426920">
+          <w:hyperlink w:anchor="__RefHeading___Toc3716_1923328037">
             <w:r>
               <w:rPr>
                 <w:webHidden/>
@@ -601,7 +601,7 @@
             </w:tabs>
             <w:rPr/>
           </w:pPr>
-          <w:hyperlink w:anchor="__RefHeading___Toc3718_4042426920">
+          <w:hyperlink w:anchor="__RefHeading___Toc3718_1923328037">
             <w:r>
               <w:rPr>
                 <w:webHidden/>
@@ -622,7 +622,7 @@
             </w:tabs>
             <w:rPr/>
           </w:pPr>
-          <w:hyperlink w:anchor="__RefHeading___Toc3720_4042426920">
+          <w:hyperlink w:anchor="__RefHeading___Toc3720_1923328037">
             <w:r>
               <w:rPr>
                 <w:webHidden/>
@@ -643,7 +643,7 @@
             </w:tabs>
             <w:rPr/>
           </w:pPr>
-          <w:hyperlink w:anchor="__RefHeading___Toc3722_4042426920">
+          <w:hyperlink w:anchor="__RefHeading___Toc3722_1923328037">
             <w:r>
               <w:rPr>
                 <w:webHidden/>
@@ -664,7 +664,7 @@
             </w:tabs>
             <w:rPr/>
           </w:pPr>
-          <w:hyperlink w:anchor="__RefHeading___Toc3724_4042426920">
+          <w:hyperlink w:anchor="__RefHeading___Toc3724_1923328037">
             <w:r>
               <w:rPr>
                 <w:webHidden/>
@@ -685,7 +685,7 @@
             </w:tabs>
             <w:rPr/>
           </w:pPr>
-          <w:hyperlink w:anchor="__RefHeading___Toc3726_4042426920">
+          <w:hyperlink w:anchor="__RefHeading___Toc3726_1923328037">
             <w:r>
               <w:rPr>
                 <w:webHidden/>
@@ -706,7 +706,7 @@
             </w:tabs>
             <w:rPr/>
           </w:pPr>
-          <w:hyperlink w:anchor="__RefHeading___Toc3728_4042426920">
+          <w:hyperlink w:anchor="__RefHeading___Toc3728_1923328037">
             <w:r>
               <w:rPr>
                 <w:webHidden/>
@@ -727,7 +727,7 @@
             </w:tabs>
             <w:rPr/>
           </w:pPr>
-          <w:hyperlink w:anchor="__RefHeading___Toc3730_4042426920">
+          <w:hyperlink w:anchor="__RefHeading___Toc3730_1923328037">
             <w:r>
               <w:rPr>
                 <w:webHidden/>
@@ -748,7 +748,7 @@
             </w:tabs>
             <w:rPr/>
           </w:pPr>
-          <w:hyperlink w:anchor="__RefHeading___Toc3732_4042426920">
+          <w:hyperlink w:anchor="__RefHeading___Toc3732_1923328037">
             <w:r>
               <w:rPr>
                 <w:webHidden/>
@@ -769,7 +769,7 @@
             </w:tabs>
             <w:rPr/>
           </w:pPr>
-          <w:hyperlink w:anchor="__RefHeading___Toc3734_4042426920">
+          <w:hyperlink w:anchor="__RefHeading___Toc3734_1923328037">
             <w:r>
               <w:rPr>
                 <w:webHidden/>
@@ -790,7 +790,7 @@
             </w:tabs>
             <w:rPr/>
           </w:pPr>
-          <w:hyperlink w:anchor="__RefHeading___Toc3736_4042426920">
+          <w:hyperlink w:anchor="__RefHeading___Toc3736_1923328037">
             <w:r>
               <w:rPr>
                 <w:webHidden/>
@@ -811,7 +811,7 @@
             </w:tabs>
             <w:rPr/>
           </w:pPr>
-          <w:hyperlink w:anchor="__RefHeading___Toc3738_4042426920">
+          <w:hyperlink w:anchor="__RefHeading___Toc3738_1923328037">
             <w:r>
               <w:rPr>
                 <w:webHidden/>
@@ -832,7 +832,7 @@
             </w:tabs>
             <w:rPr/>
           </w:pPr>
-          <w:hyperlink w:anchor="__RefHeading___Toc3740_4042426920">
+          <w:hyperlink w:anchor="__RefHeading___Toc3740_1923328037">
             <w:r>
               <w:rPr>
                 <w:webHidden/>
@@ -853,7 +853,7 @@
             </w:tabs>
             <w:rPr/>
           </w:pPr>
-          <w:hyperlink w:anchor="__RefHeading___Toc3742_4042426920">
+          <w:hyperlink w:anchor="__RefHeading___Toc3742_1923328037">
             <w:r>
               <w:rPr>
                 <w:webHidden/>
@@ -874,7 +874,7 @@
             </w:tabs>
             <w:rPr/>
           </w:pPr>
-          <w:hyperlink w:anchor="__RefHeading___Toc3744_4042426920">
+          <w:hyperlink w:anchor="__RefHeading___Toc3744_1923328037">
             <w:r>
               <w:rPr>
                 <w:webHidden/>
@@ -895,7 +895,7 @@
             </w:tabs>
             <w:rPr/>
           </w:pPr>
-          <w:hyperlink w:anchor="__RefHeading___Toc3746_4042426920">
+          <w:hyperlink w:anchor="__RefHeading___Toc3746_1923328037">
             <w:r>
               <w:rPr>
                 <w:webHidden/>
@@ -916,7 +916,7 @@
             </w:tabs>
             <w:rPr/>
           </w:pPr>
-          <w:hyperlink w:anchor="__RefHeading___Toc3748_4042426920">
+          <w:hyperlink w:anchor="__RefHeading___Toc3748_1923328037">
             <w:r>
               <w:rPr>
                 <w:webHidden/>
@@ -937,7 +937,7 @@
             </w:tabs>
             <w:rPr/>
           </w:pPr>
-          <w:hyperlink w:anchor="__RefHeading___Toc3750_4042426920">
+          <w:hyperlink w:anchor="__RefHeading___Toc3750_1923328037">
             <w:r>
               <w:rPr>
                 <w:webHidden/>
@@ -958,7 +958,7 @@
             </w:tabs>
             <w:rPr/>
           </w:pPr>
-          <w:hyperlink w:anchor="__RefHeading___Toc3752_4042426920">
+          <w:hyperlink w:anchor="__RefHeading___Toc3752_1923328037">
             <w:r>
               <w:rPr>
                 <w:webHidden/>
@@ -979,7 +979,7 @@
             </w:tabs>
             <w:rPr/>
           </w:pPr>
-          <w:hyperlink w:anchor="__RefHeading___Toc3754_4042426920">
+          <w:hyperlink w:anchor="__RefHeading___Toc3754_1923328037">
             <w:r>
               <w:rPr>
                 <w:webHidden/>
@@ -1000,7 +1000,7 @@
             </w:tabs>
             <w:rPr/>
           </w:pPr>
-          <w:hyperlink w:anchor="__RefHeading___Toc3756_4042426920">
+          <w:hyperlink w:anchor="__RefHeading___Toc3756_1923328037">
             <w:r>
               <w:rPr>
                 <w:webHidden/>
@@ -1021,7 +1021,7 @@
             </w:tabs>
             <w:rPr/>
           </w:pPr>
-          <w:hyperlink w:anchor="__RefHeading___Toc3758_4042426920">
+          <w:hyperlink w:anchor="__RefHeading___Toc3758_1923328037">
             <w:r>
               <w:rPr>
                 <w:webHidden/>
@@ -1042,7 +1042,7 @@
             </w:tabs>
             <w:rPr/>
           </w:pPr>
-          <w:hyperlink w:anchor="__RefHeading___Toc3760_4042426920">
+          <w:hyperlink w:anchor="__RefHeading___Toc3760_1923328037">
             <w:r>
               <w:rPr>
                 <w:webHidden/>
@@ -1063,7 +1063,7 @@
             </w:tabs>
             <w:rPr/>
           </w:pPr>
-          <w:hyperlink w:anchor="__RefHeading___Toc3762_4042426920">
+          <w:hyperlink w:anchor="__RefHeading___Toc3762_1923328037">
             <w:r>
               <w:rPr>
                 <w:webHidden/>
@@ -1084,7 +1084,7 @@
             </w:tabs>
             <w:rPr/>
           </w:pPr>
-          <w:hyperlink w:anchor="__RefHeading___Toc3764_4042426920">
+          <w:hyperlink w:anchor="__RefHeading___Toc3764_1923328037">
             <w:r>
               <w:rPr>
                 <w:webHidden/>
@@ -1105,7 +1105,7 @@
             </w:tabs>
             <w:rPr/>
           </w:pPr>
-          <w:hyperlink w:anchor="__RefHeading___Toc3766_4042426920">
+          <w:hyperlink w:anchor="__RefHeading___Toc3766_1923328037">
             <w:r>
               <w:rPr>
                 <w:webHidden/>
@@ -1126,7 +1126,7 @@
             </w:tabs>
             <w:rPr/>
           </w:pPr>
-          <w:hyperlink w:anchor="__RefHeading___Toc3768_4042426920">
+          <w:hyperlink w:anchor="__RefHeading___Toc3768_1923328037">
             <w:r>
               <w:rPr>
                 <w:webHidden/>
@@ -2136,7 +2136,7 @@
         <w:spacing w:before="360" w:after="120"/>
         <w:rPr/>
       </w:pPr>
-      <w:bookmarkStart w:id="0" w:name="__RefHeading___Toc3676_4042426920"/>
+      <w:bookmarkStart w:id="0" w:name="__RefHeading___Toc3676_1923328037"/>
       <w:bookmarkEnd w:id="0"/>
       <w:r>
         <w:rPr>
@@ -2187,7 +2187,7 @@
           <w:rStyle w:val="VerbatimChar"/>
           <w:sz w:val="20"/>
         </w:rPr>
-        <w:t>projects/fpga-systems/NexysA7/cdc_counter_display</w:t>
+        <w:t>projects/fpga-systems/NexysA7/misc-ip/cdc_counter_display</w:t>
       </w:r>
       <w:r>
         <w:rPr>
@@ -2340,7 +2340,7 @@
         <w:spacing w:before="280" w:after="80"/>
         <w:rPr/>
       </w:pPr>
-      <w:bookmarkStart w:id="1" w:name="__RefHeading___Toc3678_4042426920"/>
+      <w:bookmarkStart w:id="1" w:name="__RefHeading___Toc3678_1923328037"/>
       <w:bookmarkStart w:id="2" w:name="references"/>
       <w:bookmarkEnd w:id="1"/>
       <w:r>
@@ -2530,7 +2530,7 @@
                 <w:szCs w:val="24"/>
                 <w:lang w:val="en-US" w:eastAsia="en-US" w:bidi="ar-SA"/>
               </w:rPr>
-              <w:t>projects/fpga-systems/NexysA7/cdc_counter_display/README.md</w:t>
+              <w:t>projects/fpga-systems/NexysA7/misc-ip/cdc_counter_display/README.md</w:t>
             </w:r>
           </w:p>
         </w:tc>
@@ -2963,7 +2963,7 @@
         <w:spacing w:before="280" w:after="80"/>
         <w:rPr/>
       </w:pPr>
-      <w:bookmarkStart w:id="5" w:name="__RefHeading___Toc3680_4042426920"/>
+      <w:bookmarkStart w:id="5" w:name="__RefHeading___Toc3680_1923328037"/>
       <w:bookmarkStart w:id="6" w:name="conventions"/>
       <w:bookmarkEnd w:id="5"/>
       <w:r>
@@ -3211,7 +3211,7 @@
         <w:spacing w:before="280" w:after="80"/>
         <w:rPr/>
       </w:pPr>
-      <w:bookmarkStart w:id="8" w:name="__RefHeading___Toc3682_4042426920"/>
+      <w:bookmarkStart w:id="8" w:name="__RefHeading___Toc3682_1923328037"/>
       <w:bookmarkEnd w:id="8"/>
       <w:r>
         <w:rPr>
@@ -3488,7 +3488,7 @@
       <w:r>
         <w:br w:type="page"/>
       </w:r>
-      <w:bookmarkStart w:id="12" w:name="__RefHeading___Toc3684_4042426920"/>
+      <w:bookmarkStart w:id="12" w:name="__RefHeading___Toc3684_1923328037"/>
       <w:bookmarkEnd w:id="12"/>
       <w:r>
         <w:rPr>
@@ -3518,7 +3518,7 @@
         <w:spacing w:before="280" w:after="80"/>
         <w:rPr/>
       </w:pPr>
-      <w:bookmarkStart w:id="13" w:name="__RefHeading___Toc3686_4042426920"/>
+      <w:bookmarkStart w:id="13" w:name="__RefHeading___Toc3686_1923328037"/>
       <w:bookmarkStart w:id="14" w:name="what-it-is"/>
       <w:bookmarkEnd w:id="13"/>
       <w:r>
@@ -3677,7 +3677,7 @@
         <w:spacing w:before="200" w:after="80"/>
         <w:rPr/>
       </w:pPr>
-      <w:bookmarkStart w:id="15" w:name="__RefHeading___Toc3688_4042426920"/>
+      <w:bookmarkStart w:id="15" w:name="__RefHeading___Toc3688_1923328037"/>
       <w:bookmarkStart w:id="16" w:name="figure-1.1-cdc-demo-harness-spine"/>
       <w:bookmarkStart w:id="17" w:name="_Fig_1_CDC_Demo_Harness_Spi"/>
       <w:bookmarkEnd w:id="15"/>
@@ -3710,7 +3710,7 @@
         <w:rPr/>
         <w:drawing>
           <wp:inline distT="0" distB="0" distL="0" distR="0">
-            <wp:extent cx="5334000" cy="884555"/>
+            <wp:extent cx="5334000" cy="3725545"/>
             <wp:effectExtent l="0" t="0" r="0" b="0"/>
             <wp:docPr id="10" name="Picture" descr="CDC demo harness spine"/>
             <wp:cNvGraphicFramePr>
@@ -3734,7 +3734,7 @@
                   <pic:spPr bwMode="auto">
                     <a:xfrm>
                       <a:off x="0" y="0"/>
-                      <a:ext cx="5334000" cy="884555"/>
+                      <a:ext cx="5334000" cy="3725545"/>
                     </a:xfrm>
                     <a:prstGeom prst="rect">
                       <a:avLst/>
@@ -3781,7 +3781,7 @@
           <w:rPr>
             <w:rStyle w:val="Hyperlink"/>
           </w:rPr>
-          <w:t>01_harness_spine.mmd</w:t>
+          <w:t>01_harness_spine.dot</w:t>
         </w:r>
       </w:hyperlink>
       <w:bookmarkEnd w:id="14"/>
@@ -3796,7 +3796,7 @@
         <w:spacing w:before="280" w:after="80"/>
         <w:rPr/>
       </w:pPr>
-      <w:bookmarkStart w:id="18" w:name="__RefHeading___Toc3690_4042426920"/>
+      <w:bookmarkStart w:id="18" w:name="__RefHeading___Toc3690_1923328037"/>
       <w:bookmarkStart w:id="19" w:name="what-it-demonstrates"/>
       <w:bookmarkEnd w:id="18"/>
       <w:r>
@@ -3912,7 +3912,7 @@
         <w:spacing w:before="280" w:after="80"/>
         <w:rPr/>
       </w:pPr>
-      <w:bookmarkStart w:id="20" w:name="__RefHeading___Toc3692_4042426920"/>
+      <w:bookmarkStart w:id="20" w:name="__RefHeading___Toc3692_1923328037"/>
       <w:bookmarkStart w:id="21" w:name="what-you-need"/>
       <w:bookmarkEnd w:id="20"/>
       <w:r>
@@ -4016,7 +4016,7 @@
         <w:spacing w:before="280" w:after="80"/>
         <w:rPr/>
       </w:pPr>
-      <w:bookmarkStart w:id="22" w:name="__RefHeading___Toc3694_4042426920"/>
+      <w:bookmarkStart w:id="22" w:name="__RefHeading___Toc3694_1923328037"/>
       <w:bookmarkEnd w:id="22"/>
       <w:r>
         <w:rPr>
@@ -4663,7 +4663,7 @@
       <w:r>
         <w:br w:type="page"/>
       </w:r>
-      <w:bookmarkStart w:id="25" w:name="__RefHeading___Toc3696_4042426920"/>
+      <w:bookmarkStart w:id="25" w:name="__RefHeading___Toc3696_1923328037"/>
       <w:bookmarkEnd w:id="25"/>
       <w:r>
         <w:rPr>
@@ -4693,7 +4693,7 @@
         <w:spacing w:before="280" w:after="80"/>
         <w:rPr/>
       </w:pPr>
-      <w:bookmarkStart w:id="26" w:name="__RefHeading___Toc3698_4042426920"/>
+      <w:bookmarkStart w:id="26" w:name="__RefHeading___Toc3698_1923328037"/>
       <w:bookmarkStart w:id="27" w:name="top-level-structure-cdc_demo_top"/>
       <w:bookmarkEnd w:id="26"/>
       <w:r>
@@ -4966,7 +4966,7 @@
         <w:spacing w:before="280" w:after="80"/>
         <w:rPr/>
       </w:pPr>
-      <w:bookmarkStart w:id="28" w:name="__RefHeading___Toc3700_4042426920"/>
+      <w:bookmarkStart w:id="28" w:name="__RefHeading___Toc3700_1923328037"/>
       <w:bookmarkStart w:id="29" w:name="clocking-and-the-four-source-clocks"/>
       <w:bookmarkEnd w:id="28"/>
       <w:r>
@@ -5719,7 +5719,7 @@
         <w:spacing w:before="280" w:after="80"/>
         <w:rPr/>
       </w:pPr>
-      <w:bookmarkStart w:id="31" w:name="__RefHeading___Toc3702_4042426920"/>
+      <w:bookmarkStart w:id="31" w:name="__RefHeading___Toc3702_1923328037"/>
       <w:bookmarkStart w:id="32" w:name="one-counter-domain-cdc_counter_domain"/>
       <w:bookmarkEnd w:id="31"/>
       <w:r>
@@ -6059,7 +6059,7 @@
         <w:spacing w:before="280" w:after="80"/>
         <w:rPr/>
       </w:pPr>
-      <w:bookmarkStart w:id="33" w:name="__RefHeading___Toc3704_4042426920"/>
+      <w:bookmarkStart w:id="33" w:name="__RefHeading___Toc3704_1923328037"/>
       <w:bookmarkStart w:id="34" w:name="the-five-cdc-modes-cdc_mode"/>
       <w:bookmarkEnd w:id="33"/>
       <w:r>
@@ -6980,7 +6980,7 @@
         <w:spacing w:before="280" w:after="80"/>
         <w:rPr/>
       </w:pPr>
-      <w:bookmarkStart w:id="36" w:name="__RefHeading___Toc3706_4042426920"/>
+      <w:bookmarkStart w:id="36" w:name="__RefHeading___Toc3706_1923328037"/>
       <w:bookmarkStart w:id="37" w:name="display"/>
       <w:bookmarkEnd w:id="36"/>
       <w:r>
@@ -7058,7 +7058,7 @@
         <w:spacing w:before="360" w:after="120"/>
         <w:rPr/>
       </w:pPr>
-      <w:bookmarkStart w:id="38" w:name="__RefHeading___Toc3708_4042426920"/>
+      <w:bookmarkStart w:id="38" w:name="__RefHeading___Toc3708_1923328037"/>
       <w:bookmarkStart w:id="39" w:name="test-methodology"/>
       <w:bookmarkEnd w:id="38"/>
       <w:r>
@@ -7115,7 +7115,7 @@
         <w:spacing w:before="280" w:after="80"/>
         <w:rPr/>
       </w:pPr>
-      <w:bookmarkStart w:id="40" w:name="__RefHeading___Toc3710_4042426920"/>
+      <w:bookmarkStart w:id="40" w:name="__RefHeading___Toc3710_1923328037"/>
       <w:bookmarkStart w:id="41" w:name="what-is-under-test"/>
       <w:bookmarkEnd w:id="40"/>
       <w:r>
@@ -7210,7 +7210,7 @@
         <w:spacing w:before="280" w:after="80"/>
         <w:rPr/>
       </w:pPr>
-      <w:bookmarkStart w:id="42" w:name="__RefHeading___Toc3712_4042426920"/>
+      <w:bookmarkStart w:id="42" w:name="__RefHeading___Toc3712_1923328037"/>
       <w:bookmarkStart w:id="43" w:name="what-is-measured-and-how"/>
       <w:bookmarkEnd w:id="42"/>
       <w:r>
@@ -7899,7 +7899,7 @@
         <w:spacing w:before="280" w:after="80"/>
         <w:rPr/>
       </w:pPr>
-      <w:bookmarkStart w:id="45" w:name="__RefHeading___Toc3714_4042426920"/>
+      <w:bookmarkStart w:id="45" w:name="__RefHeading___Toc3714_1923328037"/>
       <w:bookmarkEnd w:id="45"/>
       <w:r>
         <w:rPr>
@@ -8300,7 +8300,7 @@
         <w:spacing w:before="280" w:after="80"/>
         <w:rPr/>
       </w:pPr>
-      <w:bookmarkStart w:id="48" w:name="__RefHeading___Toc3716_4042426920"/>
+      <w:bookmarkStart w:id="48" w:name="__RefHeading___Toc3716_1923328037"/>
       <w:bookmarkEnd w:id="48"/>
       <w:r>
         <w:rPr>
@@ -8369,7 +8369,7 @@
         <w:spacing w:before="280" w:after="80"/>
         <w:rPr/>
       </w:pPr>
-      <w:bookmarkStart w:id="49" w:name="__RefHeading___Toc3718_4042426920"/>
+      <w:bookmarkStart w:id="49" w:name="__RefHeading___Toc3718_1923328037"/>
       <w:bookmarkStart w:id="50" w:name="measurement-pitfalls"/>
       <w:bookmarkEnd w:id="49"/>
       <w:r>
@@ -8458,7 +8458,7 @@
         <w:spacing w:before="360" w:after="120"/>
         <w:rPr/>
       </w:pPr>
-      <w:bookmarkStart w:id="51" w:name="__RefHeading___Toc3720_4042426920"/>
+      <w:bookmarkStart w:id="51" w:name="__RefHeading___Toc3720_1923328037"/>
       <w:bookmarkStart w:id="52" w:name="build-and-run"/>
       <w:bookmarkEnd w:id="51"/>
       <w:r>
@@ -8496,7 +8496,7 @@
           <w:rStyle w:val="VerbatimChar"/>
           <w:sz w:val="20"/>
         </w:rPr>
-        <w:t>projects/fpga-systems/NexysA7/cdc_counter_display/</w:t>
+        <w:t>projects/fpga-systems/NexysA7/misc-ip/cdc_counter_display/</w:t>
       </w:r>
       <w:r>
         <w:rPr>
@@ -8558,7 +8558,7 @@
         <w:rPr>
           <w:rStyle w:val="NormalTok"/>
         </w:rPr>
-        <w:t xml:space="preserve"> projects/fpga-systems/NexysA7/cdc_counter_display</w:t>
+        <w:t xml:space="preserve"> projects/fpga-systems/NexysA7/misc-ip/cdc_counter_display</w:t>
       </w:r>
     </w:p>
     <w:p>
@@ -8570,7 +8570,7 @@
         <w:spacing w:before="280" w:after="80"/>
         <w:rPr/>
       </w:pPr>
-      <w:bookmarkStart w:id="53" w:name="__RefHeading___Toc3722_4042426920"/>
+      <w:bookmarkStart w:id="53" w:name="__RefHeading___Toc3722_1923328037"/>
       <w:bookmarkStart w:id="54" w:name="the-workflow-at-a-glance"/>
       <w:bookmarkEnd w:id="53"/>
       <w:r>
@@ -8708,7 +8708,7 @@
         <w:spacing w:before="280" w:after="80"/>
         <w:rPr/>
       </w:pPr>
-      <w:bookmarkStart w:id="55" w:name="__RefHeading___Toc3724_4042426920"/>
+      <w:bookmarkStart w:id="55" w:name="__RefHeading___Toc3724_1923328037"/>
       <w:bookmarkEnd w:id="55"/>
       <w:r>
         <w:rPr>
@@ -8735,7 +8735,7 @@
         <w:spacing w:before="200" w:after="80"/>
         <w:rPr/>
       </w:pPr>
-      <w:bookmarkStart w:id="56" w:name="__RefHeading___Toc3726_4042426920"/>
+      <w:bookmarkStart w:id="56" w:name="__RefHeading___Toc3726_1923328037"/>
       <w:bookmarkEnd w:id="56"/>
       <w:r>
         <w:rPr>
@@ -9075,7 +9075,7 @@
         <w:spacing w:before="200" w:after="80"/>
         <w:rPr/>
       </w:pPr>
-      <w:bookmarkStart w:id="59" w:name="__RefHeading___Toc3728_4042426920"/>
+      <w:bookmarkStart w:id="59" w:name="__RefHeading___Toc3728_1923328037"/>
       <w:bookmarkEnd w:id="59"/>
       <w:r>
         <w:rPr>
@@ -9401,7 +9401,7 @@
         <w:spacing w:before="200" w:after="80"/>
         <w:rPr/>
       </w:pPr>
-      <w:bookmarkStart w:id="61" w:name="__RefHeading___Toc3730_4042426920"/>
+      <w:bookmarkStart w:id="61" w:name="__RefHeading___Toc3730_1923328037"/>
       <w:bookmarkEnd w:id="61"/>
       <w:r>
         <w:rPr>
@@ -9987,7 +9987,7 @@
         <w:spacing w:before="280" w:after="80"/>
         <w:rPr/>
       </w:pPr>
-      <w:bookmarkStart w:id="64" w:name="__RefHeading___Toc3732_4042426920"/>
+      <w:bookmarkStart w:id="64" w:name="__RefHeading___Toc3732_1923328037"/>
       <w:bookmarkEnd w:id="64"/>
       <w:r>
         <w:rPr>
@@ -10335,7 +10335,7 @@
         <w:spacing w:before="200" w:after="80"/>
         <w:rPr/>
       </w:pPr>
-      <w:bookmarkStart w:id="65" w:name="__RefHeading___Toc3734_4042426920"/>
+      <w:bookmarkStart w:id="65" w:name="__RefHeading___Toc3734_1923328037"/>
       <w:bookmarkStart w:id="66" w:name="the-watch-it-fail-procedure"/>
       <w:bookmarkEnd w:id="65"/>
       <w:r>
@@ -10459,7 +10459,7 @@
         <w:spacing w:before="360" w:after="120"/>
         <w:rPr/>
       </w:pPr>
-      <w:bookmarkStart w:id="69" w:name="__RefHeading___Toc3736_4042426920"/>
+      <w:bookmarkStart w:id="69" w:name="__RefHeading___Toc3736_1923328037"/>
       <w:bookmarkStart w:id="70" w:name="harness-csr-configuration"/>
       <w:bookmarkEnd w:id="69"/>
       <w:r>
@@ -10737,7 +10737,7 @@
         <w:spacing w:before="280" w:after="80"/>
         <w:rPr/>
       </w:pPr>
-      <w:bookmarkStart w:id="73" w:name="__RefHeading___Toc3738_4042426920"/>
+      <w:bookmarkStart w:id="73" w:name="__RefHeading___Toc3738_1923328037"/>
       <w:bookmarkEnd w:id="73"/>
       <w:r>
         <w:rPr>
@@ -13147,7 +13147,7 @@
         <w:spacing w:before="280" w:after="80"/>
         <w:rPr/>
       </w:pPr>
-      <w:bookmarkStart w:id="76" w:name="__RefHeading___Toc3740_4042426920"/>
+      <w:bookmarkStart w:id="76" w:name="__RefHeading___Toc3740_1923328037"/>
       <w:bookmarkEnd w:id="76"/>
       <w:r>
         <w:rPr>
@@ -15708,7 +15708,7 @@
         <w:spacing w:before="280" w:after="80"/>
         <w:rPr/>
       </w:pPr>
-      <w:bookmarkStart w:id="78" w:name="__RefHeading___Toc3742_4042426920"/>
+      <w:bookmarkStart w:id="78" w:name="__RefHeading___Toc3742_1923328037"/>
       <w:bookmarkEnd w:id="78"/>
       <w:r>
         <w:rPr>
@@ -16176,7 +16176,7 @@
         <w:spacing w:before="280" w:after="80"/>
         <w:rPr/>
       </w:pPr>
-      <w:bookmarkStart w:id="79" w:name="__RefHeading___Toc3744_4042426920"/>
+      <w:bookmarkStart w:id="79" w:name="__RefHeading___Toc3744_1923328037"/>
       <w:bookmarkStart w:id="80" w:name="regenerating-the-regmap"/>
       <w:bookmarkEnd w:id="79"/>
       <w:r>
@@ -16289,7 +16289,7 @@
         <w:spacing w:before="360" w:after="120"/>
         <w:rPr/>
       </w:pPr>
-      <w:bookmarkStart w:id="83" w:name="__RefHeading___Toc3746_4042426920"/>
+      <w:bookmarkStart w:id="83" w:name="__RefHeading___Toc3746_1923328037"/>
       <w:bookmarkStart w:id="84" w:name="simulation-silicon-equivalence"/>
       <w:bookmarkEnd w:id="83"/>
       <w:r>
@@ -16385,7 +16385,7 @@
         <w:spacing w:before="280" w:after="80"/>
         <w:rPr/>
       </w:pPr>
-      <w:bookmarkStart w:id="85" w:name="__RefHeading___Toc3748_4042426920"/>
+      <w:bookmarkStart w:id="85" w:name="__RefHeading___Toc3748_1923328037"/>
       <w:bookmarkStart w:id="86" w:name="X6f6e8ca0c5bcf3abe02f2f6ea27e066916fc81c"/>
       <w:bookmarkEnd w:id="85"/>
       <w:r>
@@ -16531,7 +16531,7 @@
         <w:spacing w:before="280" w:after="80"/>
         <w:rPr/>
       </w:pPr>
-      <w:bookmarkStart w:id="87" w:name="__RefHeading___Toc3750_4042426920"/>
+      <w:bookmarkStart w:id="87" w:name="__RefHeading___Toc3750_1923328037"/>
       <w:bookmarkStart w:id="88" w:name="how-the-sim-runs-the-same-program"/>
       <w:bookmarkEnd w:id="87"/>
       <w:r>
@@ -16799,7 +16799,7 @@
         <w:spacing w:before="280" w:after="80"/>
         <w:rPr/>
       </w:pPr>
-      <w:bookmarkStart w:id="89" w:name="__RefHeading___Toc3752_4042426920"/>
+      <w:bookmarkStart w:id="89" w:name="__RefHeading___Toc3752_1923328037"/>
       <w:bookmarkStart w:id="90" w:name="what-the-sim-can-and-cannot-reproduce"/>
       <w:bookmarkEnd w:id="89"/>
       <w:r>
@@ -16933,7 +16933,7 @@
         <w:spacing w:before="280" w:after="80"/>
         <w:rPr/>
       </w:pPr>
-      <w:bookmarkStart w:id="91" w:name="__RefHeading___Toc3754_4042426920"/>
+      <w:bookmarkStart w:id="91" w:name="__RefHeading___Toc3754_1923328037"/>
       <w:bookmarkStart w:id="92" w:name="gotchas-worth-keeping"/>
       <w:bookmarkEnd w:id="91"/>
       <w:r>
@@ -17090,7 +17090,7 @@
         <w:spacing w:before="360" w:after="120"/>
         <w:rPr/>
       </w:pPr>
-      <w:bookmarkStart w:id="93" w:name="__RefHeading___Toc3756_4042426920"/>
+      <w:bookmarkStart w:id="93" w:name="__RefHeading___Toc3756_1923328037"/>
       <w:bookmarkStart w:id="94" w:name="troubleshooting"/>
       <w:bookmarkEnd w:id="93"/>
       <w:r>
@@ -17121,7 +17121,7 @@
         <w:spacing w:before="280" w:after="80"/>
         <w:rPr/>
       </w:pPr>
-      <w:bookmarkStart w:id="95" w:name="__RefHeading___Toc3758_4042426920"/>
+      <w:bookmarkStart w:id="95" w:name="__RefHeading___Toc3758_1923328037"/>
       <w:bookmarkStart w:id="96" w:name="the-host-cli-cannot-find-the-board"/>
       <w:bookmarkEnd w:id="95"/>
       <w:r>
@@ -17311,7 +17311,7 @@
         <w:spacing w:before="280" w:after="80"/>
         <w:rPr/>
       </w:pPr>
-      <w:bookmarkStart w:id="97" w:name="__RefHeading___Toc3760_4042426920"/>
+      <w:bookmarkStart w:id="97" w:name="__RefHeading___Toc3760_1923328037"/>
       <w:bookmarkStart w:id="98" w:name="values-look-scrambled-never-settle"/>
       <w:bookmarkEnd w:id="97"/>
       <w:r>
@@ -17408,7 +17408,7 @@
         <w:spacing w:before="280" w:after="80"/>
         <w:rPr/>
       </w:pPr>
-      <w:bookmarkStart w:id="99" w:name="__RefHeading___Toc3762_4042426920"/>
+      <w:bookmarkStart w:id="99" w:name="__RefHeading___Toc3762_1923328037"/>
       <w:bookmarkStart w:id="100" w:name="make-lint-xilinx-primitive-errors"/>
       <w:bookmarkEnd w:id="99"/>
       <w:r>
@@ -17579,7 +17579,7 @@
         <w:spacing w:before="280" w:after="80"/>
         <w:rPr/>
       </w:pPr>
-      <w:bookmarkStart w:id="101" w:name="__RefHeading___Toc3764_4042426920"/>
+      <w:bookmarkStart w:id="101" w:name="__RefHeading___Toc3764_1923328037"/>
       <w:bookmarkStart w:id="102" w:name="make-sim-buildphase1-fails-to-compile"/>
       <w:bookmarkEnd w:id="101"/>
       <w:r>
@@ -17717,7 +17717,7 @@
         <w:spacing w:before="280" w:after="80"/>
         <w:rPr/>
       </w:pPr>
-      <w:bookmarkStart w:id="103" w:name="__RefHeading___Toc3766_4042426920"/>
+      <w:bookmarkStart w:id="103" w:name="__RefHeading___Toc3766_1923328037"/>
       <w:bookmarkStart w:id="104" w:name="X821fdcc846d469fe07aaed297b002e076beb4ca"/>
       <w:bookmarkEnd w:id="103"/>
       <w:r>
@@ -17862,7 +17862,7 @@
         <w:spacing w:before="280" w:after="80"/>
         <w:rPr/>
       </w:pPr>
-      <w:bookmarkStart w:id="105" w:name="__RefHeading___Toc3768_4042426920"/>
+      <w:bookmarkStart w:id="105" w:name="__RefHeading___Toc3768_1923328037"/>
       <w:bookmarkStart w:id="106" w:name="sim-runs-but-nothing-advances"/>
       <w:bookmarkEnd w:id="105"/>
       <w:r>
